--- a/Текст_выступления_ВКР.docx
+++ b/Текст_выступления_ВКР.docx
@@ -4,12 +4,14 @@
   <w:body>
     <w:p>
       <w:pPr>
+        <w:spacing w:after="80"/>
         <w:jc w:val="center"/>
       </w:pPr>
       <w:r>
         <w:rPr>
           <w:rFonts w:ascii="Times New Roman" w:hAnsi="Times New Roman"/>
           <w:b/>
+          <w:i w:val="0"/>
           <w:sz w:val="32"/>
         </w:rPr>
         <w:t>Текст выступления на защите ВКР</w:t>
@@ -17,11 +19,13 @@
     </w:p>
     <w:p>
       <w:pPr>
+        <w:spacing w:after="80"/>
         <w:jc w:val="center"/>
       </w:pPr>
       <w:r>
         <w:rPr>
           <w:rFonts w:ascii="Times New Roman" w:hAnsi="Times New Roman"/>
+          <w:b w:val="0"/>
           <w:i/>
           <w:sz w:val="26"/>
         </w:rPr>
@@ -30,31 +34,33 @@
     </w:p>
     <w:p>
       <w:pPr>
+        <w:spacing w:after="200"/>
         <w:jc w:val="center"/>
       </w:pPr>
       <w:r>
         <w:rPr>
           <w:rFonts w:ascii="Times New Roman" w:hAnsi="Times New Roman"/>
+          <w:b w:val="0"/>
           <w:i/>
           <w:color w:val="555555"/>
           <w:sz w:val="22"/>
         </w:rPr>
-        <w:t>Регламент: 5 минут | ~720 слов | темп ~150 слов/мин</w:t>
+        <w:t>Регламент 5 минут · ~720 слов · темп ~150 слов/мин</w:t>
       </w:r>
     </w:p>
-    <w:p/>
     <w:p>
       <w:pPr>
-        <w:spacing w:before="240" w:after="80"/>
+        <w:spacing w:before="280" w:after="80"/>
       </w:pPr>
       <w:r>
         <w:rPr>
           <w:rFonts w:ascii="Times New Roman" w:hAnsi="Times New Roman"/>
           <w:b/>
+          <w:i w:val="0"/>
           <w:color w:val="1F3A68"/>
           <w:sz w:val="26"/>
         </w:rPr>
-        <w:t>Слайд 1 — Титульный (пауза 2 сек)</w:t>
+        <w:t>Слайд 1 — Титульный (~5 секунд)</w:t>
       </w:r>
     </w:p>
     <w:p>
@@ -66,6 +72,7 @@
         <w:rPr>
           <w:rFonts w:ascii="Times New Roman" w:hAnsi="Times New Roman"/>
           <w:b/>
+          <w:i w:val="0"/>
           <w:sz w:val="28"/>
         </w:rPr>
         <w:t>Добрый день, уважаемая комиссия!</w:t>
@@ -73,16 +80,17 @@
     </w:p>
     <w:p>
       <w:pPr>
-        <w:spacing w:before="240" w:after="80"/>
+        <w:spacing w:before="280" w:after="80"/>
       </w:pPr>
       <w:r>
         <w:rPr>
           <w:rFonts w:ascii="Times New Roman" w:hAnsi="Times New Roman"/>
           <w:b/>
+          <w:i w:val="0"/>
           <w:color w:val="1F3A68"/>
           <w:sz w:val="26"/>
         </w:rPr>
-        <w:t>Слайд 2 — Актуальность (~30 сек)</w:t>
+        <w:t>Слайд 2 — Актуальность (~30 секунд)</w:t>
       </w:r>
     </w:p>
     <w:p>
@@ -94,9 +102,10 @@
         <w:rPr>
           <w:rFonts w:ascii="Times New Roman" w:hAnsi="Times New Roman"/>
           <w:b w:val="0"/>
+          <w:i w:val="0"/>
           <w:sz w:val="28"/>
         </w:rPr>
-        <w:t>Тема моей работы продиктована тремя обстоятельствами.</w:t>
+        <w:t>Актуальность темы определяется тремя обстоятельствами, которые видны на слайде.</w:t>
       </w:r>
     </w:p>
     <w:p>
@@ -108,22 +117,25 @@
         <w:rPr>
           <w:rFonts w:ascii="Times New Roman" w:hAnsi="Times New Roman"/>
           <w:b/>
+          <w:i w:val="0"/>
           <w:sz w:val="28"/>
         </w:rPr>
-        <w:t>Во-первых</w:t>
+        <w:t>Первое — нормативное давление</w:t>
       </w:r>
       <w:r>
         <w:rPr>
           <w:rFonts w:ascii="Times New Roman" w:hAnsi="Times New Roman"/>
           <w:b w:val="0"/>
+          <w:i w:val="0"/>
           <w:sz w:val="28"/>
         </w:rPr>
-        <w:t xml:space="preserve">, нормативное давление: согласно Распоряжению Правительства № 3759-р, к 2030 году </w:t>
+        <w:t xml:space="preserve">. Распоряжением Правительства Российской Федерации № 3759-р от 21 декабря 2021 года поставлена задача: к 2030 году </w:t>
       </w:r>
       <w:r>
         <w:rPr>
           <w:rFonts w:ascii="Times New Roman" w:hAnsi="Times New Roman"/>
           <w:b/>
+          <w:i w:val="0"/>
           <w:sz w:val="28"/>
         </w:rPr>
         <w:t>95 %</w:t>
@@ -132,6 +144,7 @@
         <w:rPr>
           <w:rFonts w:ascii="Times New Roman" w:hAnsi="Times New Roman"/>
           <w:b w:val="0"/>
+          <w:i w:val="0"/>
           <w:sz w:val="28"/>
         </w:rPr>
         <w:t xml:space="preserve"> управленческих процессов вузов должны быть переведены в электронный вид.</w:t>
@@ -146,22 +159,25 @@
         <w:rPr>
           <w:rFonts w:ascii="Times New Roman" w:hAnsi="Times New Roman"/>
           <w:b/>
+          <w:i w:val="0"/>
           <w:sz w:val="28"/>
         </w:rPr>
-        <w:t>Во-вторых</w:t>
+        <w:t>Второе — низкая зрелость отрасли</w:t>
       </w:r>
       <w:r>
         <w:rPr>
           <w:rFonts w:ascii="Times New Roman" w:hAnsi="Times New Roman"/>
           <w:b w:val="0"/>
+          <w:i w:val="0"/>
           <w:sz w:val="28"/>
         </w:rPr>
-        <w:t xml:space="preserve">, низкая зрелость отрасли: по данным НИУ ВШЭ, </w:t>
+        <w:t xml:space="preserve">. По данным исследования цифровой трансформации высшего образования НИУ ВШЭ, к группе «цифровых аутсайдеров» относятся </w:t>
       </w:r>
       <w:r>
         <w:rPr>
           <w:rFonts w:ascii="Times New Roman" w:hAnsi="Times New Roman"/>
           <w:b/>
+          <w:i w:val="0"/>
           <w:sz w:val="28"/>
         </w:rPr>
         <w:t>29 %</w:t>
@@ -170,9 +186,10 @@
         <w:rPr>
           <w:rFonts w:ascii="Times New Roman" w:hAnsi="Times New Roman"/>
           <w:b w:val="0"/>
+          <w:i w:val="0"/>
           <w:sz w:val="28"/>
         </w:rPr>
-        <w:t xml:space="preserve"> российских вузов относятся к «цифровым аутсайдерам», и только 23 % — к лидерам.</w:t>
+        <w:t xml:space="preserve"> российских вузов, и лишь 23 % — к группе лидеров.</w:t>
       </w:r>
     </w:p>
     <w:p>
@@ -184,22 +201,25 @@
         <w:rPr>
           <w:rFonts w:ascii="Times New Roman" w:hAnsi="Times New Roman"/>
           <w:b/>
+          <w:i w:val="0"/>
           <w:sz w:val="28"/>
         </w:rPr>
-        <w:t>В-третьих</w:t>
+        <w:t>Третье — кадровый и финансовый барьер</w:t>
       </w:r>
       <w:r>
         <w:rPr>
           <w:rFonts w:ascii="Times New Roman" w:hAnsi="Times New Roman"/>
           <w:b w:val="0"/>
+          <w:i w:val="0"/>
           <w:sz w:val="28"/>
         </w:rPr>
-        <w:t xml:space="preserve">, кадровый барьер: </w:t>
+        <w:t xml:space="preserve">. </w:t>
       </w:r>
       <w:r>
         <w:rPr>
           <w:rFonts w:ascii="Times New Roman" w:hAnsi="Times New Roman"/>
           <w:b/>
+          <w:i w:val="0"/>
           <w:sz w:val="28"/>
         </w:rPr>
         <w:t>64 %</w:t>
@@ -208,9 +228,10 @@
         <w:rPr>
           <w:rFonts w:ascii="Times New Roman" w:hAnsi="Times New Roman"/>
           <w:b w:val="0"/>
+          <w:i w:val="0"/>
           <w:sz w:val="28"/>
         </w:rPr>
-        <w:t xml:space="preserve"> вузов главным препятствием цифровизации называют дефицит ИТ-кадров, ещё 52 % — нехватку финансирования.</w:t>
+        <w:t xml:space="preserve"> вузов главным препятствием цифровизации называют дефицит ИТ-кадров, 52 % — нехватку финансирования, 47 % — низкую цифровую грамотность сотрудников.</w:t>
       </w:r>
     </w:p>
     <w:p>
@@ -222,6 +243,7 @@
         <w:rPr>
           <w:rFonts w:ascii="Times New Roman" w:hAnsi="Times New Roman"/>
           <w:b w:val="0"/>
+          <w:i w:val="0"/>
           <w:sz w:val="28"/>
         </w:rPr>
         <w:t>Совокупность этих факторов предопределила необходимость моделирования и анализа бизнес-процессов в образовательной организации.</w:t>
@@ -229,16 +251,17 @@
     </w:p>
     <w:p>
       <w:pPr>
-        <w:spacing w:before="240" w:after="80"/>
+        <w:spacing w:before="280" w:after="80"/>
       </w:pPr>
       <w:r>
         <w:rPr>
           <w:rFonts w:ascii="Times New Roman" w:hAnsi="Times New Roman"/>
           <w:b/>
+          <w:i w:val="0"/>
           <w:color w:val="1F3A68"/>
           <w:sz w:val="26"/>
         </w:rPr>
-        <w:t>Слайд 3 — Цель и задачи (~25 сек)</w:t>
+        <w:t>Слайд 3 — Цель и задачи исследования (~25 секунд)</w:t>
       </w:r>
     </w:p>
     <w:p>
@@ -250,6 +273,7 @@
         <w:rPr>
           <w:rFonts w:ascii="Times New Roman" w:hAnsi="Times New Roman"/>
           <w:b w:val="0"/>
+          <w:i w:val="0"/>
           <w:sz w:val="28"/>
         </w:rPr>
         <w:t xml:space="preserve">Актуальность позволила определить </w:t>
@@ -258,6 +282,7 @@
         <w:rPr>
           <w:rFonts w:ascii="Times New Roman" w:hAnsi="Times New Roman"/>
           <w:b/>
+          <w:i w:val="0"/>
           <w:sz w:val="28"/>
         </w:rPr>
         <w:t>цель исследования</w:t>
@@ -266,9 +291,10 @@
         <w:rPr>
           <w:rFonts w:ascii="Times New Roman" w:hAnsi="Times New Roman"/>
           <w:b w:val="0"/>
+          <w:i w:val="0"/>
           <w:sz w:val="28"/>
         </w:rPr>
-        <w:t>, которая заключается в изучении теоретических основ моделирования и анализа бизнес-процессов и их практическом применении в деятельности структурных подразделений Казанского федерального университета — Дирекции музеев, Центра развития кадрового потенциала и Управления документооборота.</w:t>
+        <w:t>, которая заключается в изучении теоретических основ моделирования и анализа бизнес-процессов и их практическом применении в деятельности структурных подразделений Казанского федерального университета — Дирекции музеев, Управления кадров и Управления документооборота и контроля.</w:t>
       </w:r>
     </w:p>
     <w:p>
@@ -280,6 +306,7 @@
         <w:rPr>
           <w:rFonts w:ascii="Times New Roman" w:hAnsi="Times New Roman"/>
           <w:b w:val="0"/>
+          <w:i w:val="0"/>
           <w:sz w:val="28"/>
         </w:rPr>
         <w:t>Задачи исследования представлены на слайде.</w:t>
@@ -287,16 +314,17 @@
     </w:p>
     <w:p>
       <w:pPr>
-        <w:spacing w:before="240" w:after="80"/>
+        <w:spacing w:before="280" w:after="80"/>
       </w:pPr>
       <w:r>
         <w:rPr>
           <w:rFonts w:ascii="Times New Roman" w:hAnsi="Times New Roman"/>
           <w:b/>
+          <w:i w:val="0"/>
           <w:color w:val="1F3A68"/>
           <w:sz w:val="26"/>
         </w:rPr>
-        <w:t>Слайд 4 — Глава 1. Теоретические основы (~30 сек)</w:t>
+        <w:t>Слайд 4 — Результаты по задаче 1. Теоретико-методологическая база (~30 секунд)</w:t>
       </w:r>
     </w:p>
     <w:p>
@@ -308,14 +336,16 @@
         <w:rPr>
           <w:rFonts w:ascii="Times New Roman" w:hAnsi="Times New Roman"/>
           <w:b w:val="0"/>
+          <w:i w:val="0"/>
           <w:sz w:val="28"/>
         </w:rPr>
-        <w:t xml:space="preserve">В рамках первой главы был сформирован </w:t>
+        <w:t xml:space="preserve">В рамках первой задачи систематизирован понятийный аппарат и сформирован </w:t>
       </w:r>
       <w:r>
         <w:rPr>
           <w:rFonts w:ascii="Times New Roman" w:hAnsi="Times New Roman"/>
           <w:b/>
+          <w:i w:val="0"/>
           <w:sz w:val="28"/>
         </w:rPr>
         <w:t>трёхуровневый методический стек</w:t>
@@ -324,6 +354,7 @@
         <w:rPr>
           <w:rFonts w:ascii="Times New Roman" w:hAnsi="Times New Roman"/>
           <w:b w:val="0"/>
+          <w:i w:val="0"/>
           <w:sz w:val="28"/>
         </w:rPr>
         <w:t>.</w:t>
@@ -338,6 +369,7 @@
         <w:rPr>
           <w:rFonts w:ascii="Times New Roman" w:hAnsi="Times New Roman"/>
           <w:b w:val="0"/>
+          <w:i w:val="0"/>
           <w:sz w:val="28"/>
         </w:rPr>
         <w:t xml:space="preserve">На стратегическом уровне применяется нотация </w:t>
@@ -346,6 +378,7 @@
         <w:rPr>
           <w:rFonts w:ascii="Times New Roman" w:hAnsi="Times New Roman"/>
           <w:b/>
+          <w:i w:val="0"/>
           <w:sz w:val="28"/>
         </w:rPr>
         <w:t>IDEF0</w:t>
@@ -354,6 +387,7 @@
         <w:rPr>
           <w:rFonts w:ascii="Times New Roman" w:hAnsi="Times New Roman"/>
           <w:b w:val="0"/>
+          <w:i w:val="0"/>
           <w:sz w:val="28"/>
         </w:rPr>
         <w:t xml:space="preserve">, на операционном — </w:t>
@@ -362,6 +396,7 @@
         <w:rPr>
           <w:rFonts w:ascii="Times New Roman" w:hAnsi="Times New Roman"/>
           <w:b/>
+          <w:i w:val="0"/>
           <w:sz w:val="28"/>
         </w:rPr>
         <w:t>BPMN 2.0</w:t>
@@ -370,6 +405,7 @@
         <w:rPr>
           <w:rFonts w:ascii="Times New Roman" w:hAnsi="Times New Roman"/>
           <w:b w:val="0"/>
+          <w:i w:val="0"/>
           <w:sz w:val="28"/>
         </w:rPr>
         <w:t xml:space="preserve">, на детальном — </w:t>
@@ -378,6 +414,7 @@
         <w:rPr>
           <w:rFonts w:ascii="Times New Roman" w:hAnsi="Times New Roman"/>
           <w:b/>
+          <w:i w:val="0"/>
           <w:sz w:val="28"/>
         </w:rPr>
         <w:t>EPC</w:t>
@@ -386,57 +423,46 @@
         <w:rPr>
           <w:rFonts w:ascii="Times New Roman" w:hAnsi="Times New Roman"/>
           <w:b w:val="0"/>
+          <w:i w:val="0"/>
           <w:sz w:val="28"/>
         </w:rPr>
-        <w:t xml:space="preserve">. Для выявления потерь использованы инструменты Lean: </w:t>
+        <w:t xml:space="preserve">. Для выявления потерь использованы инструменты </w:t>
       </w:r>
       <w:r>
         <w:rPr>
           <w:rFonts w:ascii="Times New Roman" w:hAnsi="Times New Roman"/>
           <w:b/>
+          <w:i w:val="0"/>
           <w:sz w:val="28"/>
         </w:rPr>
-        <w:t>семь видов потерь</w:t>
+        <w:t>бережливого производства</w:t>
       </w:r>
       <w:r>
         <w:rPr>
           <w:rFonts w:ascii="Times New Roman" w:hAnsi="Times New Roman"/>
           <w:b w:val="0"/>
+          <w:i w:val="0"/>
           <w:sz w:val="28"/>
         </w:rPr>
-        <w:t xml:space="preserve"> Тайити Оно, классификация операций на действия, добавляющие ценность, и не добавляющие, диаграмма Исикавы и метод </w:t>
+        <w:t xml:space="preserve">: семь видов потерь Тайити Оно, классификация операций на действия, добавляющие ценность, не добавляющие, но необходимые, и не добавляющие и не необходимые, диаграмма Исикавы, метод 5С и цикл DMAIC. Для оценки решений — инвестиционные показатели </w:t>
       </w:r>
       <w:r>
         <w:rPr>
           <w:rFonts w:ascii="Times New Roman" w:hAnsi="Times New Roman"/>
           <w:b/>
+          <w:i w:val="0"/>
           <w:sz w:val="28"/>
         </w:rPr>
-        <w:t>5С</w:t>
+        <w:t>NPV, IRR, DPP</w:t>
       </w:r>
       <w:r>
         <w:rPr>
           <w:rFonts w:ascii="Times New Roman" w:hAnsi="Times New Roman"/>
           <w:b w:val="0"/>
+          <w:i w:val="0"/>
           <w:sz w:val="28"/>
         </w:rPr>
-        <w:t xml:space="preserve">. Для оценки решений — инвестиционные показатели </w:t>
-      </w:r>
-      <w:r>
-        <w:rPr>
-          <w:rFonts w:ascii="Times New Roman" w:hAnsi="Times New Roman"/>
-          <w:b/>
-          <w:sz w:val="28"/>
-        </w:rPr>
-        <w:t>NPV, IRR и DPP</w:t>
-      </w:r>
-      <w:r>
-        <w:rPr>
-          <w:rFonts w:ascii="Times New Roman" w:hAnsi="Times New Roman"/>
-          <w:b w:val="0"/>
-          <w:sz w:val="28"/>
-        </w:rPr>
-        <w:t>, а также анализ чувствительности.</w:t>
+        <w:t xml:space="preserve"> и анализ чувствительности.</w:t>
       </w:r>
     </w:p>
     <w:p>
@@ -448,23 +474,25 @@
         <w:rPr>
           <w:rFonts w:ascii="Times New Roman" w:hAnsi="Times New Roman"/>
           <w:b w:val="0"/>
+          <w:i w:val="0"/>
           <w:sz w:val="28"/>
         </w:rPr>
-        <w:t>Этот стек стал универсальной методикой, применённой далее ко всем трём подразделениям КФУ.</w:t>
+        <w:t>Этот стек далее единообразно применён ко всем трём подразделениям КФУ.</w:t>
       </w:r>
     </w:p>
     <w:p>
       <w:pPr>
-        <w:spacing w:before="240" w:after="80"/>
+        <w:spacing w:before="280" w:after="80"/>
       </w:pPr>
       <w:r>
         <w:rPr>
           <w:rFonts w:ascii="Times New Roman" w:hAnsi="Times New Roman"/>
           <w:b/>
+          <w:i w:val="0"/>
           <w:color w:val="1F3A68"/>
           <w:sz w:val="26"/>
         </w:rPr>
-        <w:t>Слайд 5 — Глава 2. Положение КФУ в отрасли (~30 сек)</w:t>
+        <w:t>Слайд 5 — Результаты по задаче 2. Положение КФУ в отрасли (~30 секунд)</w:t>
       </w:r>
     </w:p>
     <w:p>
@@ -476,14 +504,16 @@
         <w:rPr>
           <w:rFonts w:ascii="Times New Roman" w:hAnsi="Times New Roman"/>
           <w:b w:val="0"/>
+          <w:i w:val="0"/>
           <w:sz w:val="28"/>
         </w:rPr>
-        <w:t xml:space="preserve">Во второй главе проведён сравнительный анализ КФУ и </w:t>
+        <w:t xml:space="preserve">Во второй задаче на основе мониторинговых данных Министерства науки и высшего образования за 2020–2025 годы проведён сравнительный анализ КФУ и </w:t>
       </w:r>
       <w:r>
         <w:rPr>
           <w:rFonts w:ascii="Times New Roman" w:hAnsi="Times New Roman"/>
           <w:b/>
+          <w:i w:val="0"/>
           <w:sz w:val="28"/>
         </w:rPr>
         <w:t>семи федеральных университетов России</w:t>
@@ -492,6 +522,7 @@
         <w:rPr>
           <w:rFonts w:ascii="Times New Roman" w:hAnsi="Times New Roman"/>
           <w:b w:val="0"/>
+          <w:i w:val="0"/>
           <w:sz w:val="28"/>
         </w:rPr>
         <w:t>.</w:t>
@@ -506,6 +537,7 @@
         <w:rPr>
           <w:rFonts w:ascii="Times New Roman" w:hAnsi="Times New Roman"/>
           <w:b w:val="0"/>
+          <w:i w:val="0"/>
           <w:sz w:val="28"/>
         </w:rPr>
         <w:t xml:space="preserve">КФУ занимает </w:t>
@@ -514,6 +546,7 @@
         <w:rPr>
           <w:rFonts w:ascii="Times New Roman" w:hAnsi="Times New Roman"/>
           <w:b/>
+          <w:i w:val="0"/>
           <w:sz w:val="28"/>
         </w:rPr>
         <w:t>первое место</w:t>
@@ -522,6 +555,7 @@
         <w:rPr>
           <w:rFonts w:ascii="Times New Roman" w:hAnsi="Times New Roman"/>
           <w:b w:val="0"/>
+          <w:i w:val="0"/>
           <w:sz w:val="28"/>
         </w:rPr>
         <w:t xml:space="preserve"> по среднему баллу ЕГЭ — </w:t>
@@ -530,6 +564,7 @@
         <w:rPr>
           <w:rFonts w:ascii="Times New Roman" w:hAnsi="Times New Roman"/>
           <w:b/>
+          <w:i w:val="0"/>
           <w:sz w:val="28"/>
         </w:rPr>
         <w:t>74,2</w:t>
@@ -538,6 +573,7 @@
         <w:rPr>
           <w:rFonts w:ascii="Times New Roman" w:hAnsi="Times New Roman"/>
           <w:b w:val="0"/>
+          <w:i w:val="0"/>
           <w:sz w:val="28"/>
         </w:rPr>
         <w:t xml:space="preserve"> — и по доле иностранных студентов — </w:t>
@@ -546,6 +582,7 @@
         <w:rPr>
           <w:rFonts w:ascii="Times New Roman" w:hAnsi="Times New Roman"/>
           <w:b/>
+          <w:i w:val="0"/>
           <w:sz w:val="28"/>
         </w:rPr>
         <w:t>19,1 %</w:t>
@@ -554,14 +591,16 @@
         <w:rPr>
           <w:rFonts w:ascii="Times New Roman" w:hAnsi="Times New Roman"/>
           <w:b w:val="0"/>
+          <w:i w:val="0"/>
           <w:sz w:val="28"/>
         </w:rPr>
-        <w:t xml:space="preserve">, </w:t>
+        <w:t xml:space="preserve">, и </w:t>
       </w:r>
       <w:r>
         <w:rPr>
           <w:rFonts w:ascii="Times New Roman" w:hAnsi="Times New Roman"/>
           <w:b/>
+          <w:i w:val="0"/>
           <w:sz w:val="28"/>
         </w:rPr>
         <w:t>второе место</w:t>
@@ -570,30 +609,16 @@
         <w:rPr>
           <w:rFonts w:ascii="Times New Roman" w:hAnsi="Times New Roman"/>
           <w:b w:val="0"/>
+          <w:i w:val="0"/>
           <w:sz w:val="28"/>
         </w:rPr>
-        <w:t xml:space="preserve"> — по объёму НИОКР — </w:t>
+        <w:t xml:space="preserve"> — по доле внебюджетных доходов — </w:t>
       </w:r>
       <w:r>
         <w:rPr>
           <w:rFonts w:ascii="Times New Roman" w:hAnsi="Times New Roman"/>
           <w:b/>
-          <w:sz w:val="28"/>
-        </w:rPr>
-        <w:t>2,53 млрд рублей</w:t>
-      </w:r>
-      <w:r>
-        <w:rPr>
-          <w:rFonts w:ascii="Times New Roman" w:hAnsi="Times New Roman"/>
-          <w:b w:val="0"/>
-          <w:sz w:val="28"/>
-        </w:rPr>
-        <w:t xml:space="preserve"> — и по доле внебюджетных доходов — </w:t>
-      </w:r>
-      <w:r>
-        <w:rPr>
-          <w:rFonts w:ascii="Times New Roman" w:hAnsi="Times New Roman"/>
-          <w:b/>
+          <w:i w:val="0"/>
           <w:sz w:val="28"/>
         </w:rPr>
         <w:t>46,2 %</w:t>
@@ -602,14 +627,34 @@
         <w:rPr>
           <w:rFonts w:ascii="Times New Roman" w:hAnsi="Times New Roman"/>
           <w:b w:val="0"/>
+          <w:i w:val="0"/>
           <w:sz w:val="28"/>
         </w:rPr>
-        <w:t xml:space="preserve">. На основании этого анализа для углублённого изучения были отобраны три подразделения: </w:t>
+        <w:t xml:space="preserve"> — и по объёму НИОКР — </w:t>
       </w:r>
       <w:r>
         <w:rPr>
           <w:rFonts w:ascii="Times New Roman" w:hAnsi="Times New Roman"/>
           <w:b/>
+          <w:i w:val="0"/>
+          <w:sz w:val="28"/>
+        </w:rPr>
+        <w:t>2,53 миллиарда рублей</w:t>
+      </w:r>
+      <w:r>
+        <w:rPr>
+          <w:rFonts w:ascii="Times New Roman" w:hAnsi="Times New Roman"/>
+          <w:b w:val="0"/>
+          <w:i w:val="0"/>
+          <w:sz w:val="28"/>
+        </w:rPr>
+        <w:t xml:space="preserve">. Конкурентные преимущества КФУ формируются в основных образовательных и научных процессах, а зоны управленческой неэффективности концентрируются во вспомогательных. Это и определило фокус практической части. Для углублённого анализа отобраны три подразделения: </w:t>
+      </w:r>
+      <w:r>
+        <w:rPr>
+          <w:rFonts w:ascii="Times New Roman" w:hAnsi="Times New Roman"/>
+          <w:b/>
+          <w:i w:val="0"/>
           <w:sz w:val="28"/>
         </w:rPr>
         <w:t>Дирекция музеев</w:t>
@@ -618,55 +663,61 @@
         <w:rPr>
           <w:rFonts w:ascii="Times New Roman" w:hAnsi="Times New Roman"/>
           <w:b w:val="0"/>
+          <w:i w:val="0"/>
           <w:sz w:val="28"/>
         </w:rPr>
-        <w:t xml:space="preserve"> с фондом 800 тысяч единиц хранения, </w:t>
+        <w:t xml:space="preserve"> — фонд 800 тысяч единиц хранения, </w:t>
       </w:r>
       <w:r>
         <w:rPr>
           <w:rFonts w:ascii="Times New Roman" w:hAnsi="Times New Roman"/>
           <w:b/>
+          <w:i w:val="0"/>
           <w:sz w:val="28"/>
         </w:rPr>
-        <w:t>ЦРКП</w:t>
+        <w:t>Управление кадров</w:t>
       </w:r>
       <w:r>
         <w:rPr>
           <w:rFonts w:ascii="Times New Roman" w:hAnsi="Times New Roman"/>
           <w:b w:val="0"/>
+          <w:i w:val="0"/>
           <w:sz w:val="28"/>
         </w:rPr>
-        <w:t xml:space="preserve"> с 6 615 ППС и </w:t>
+        <w:t xml:space="preserve"> — 6 615 ППС, </w:t>
       </w:r>
       <w:r>
         <w:rPr>
           <w:rFonts w:ascii="Times New Roman" w:hAnsi="Times New Roman"/>
           <w:b/>
+          <w:i w:val="0"/>
           <w:sz w:val="28"/>
         </w:rPr>
-        <w:t>УДК</w:t>
+        <w:t>Управление документооборота и контроля</w:t>
       </w:r>
       <w:r>
         <w:rPr>
           <w:rFonts w:ascii="Times New Roman" w:hAnsi="Times New Roman"/>
           <w:b w:val="0"/>
+          <w:i w:val="0"/>
           <w:sz w:val="28"/>
         </w:rPr>
-        <w:t xml:space="preserve"> с архивом в 170 тысяч единиц.</w:t>
+        <w:t xml:space="preserve"> — архив 170 тысяч единиц.</w:t>
       </w:r>
     </w:p>
     <w:p>
       <w:pPr>
-        <w:spacing w:before="240" w:after="80"/>
+        <w:spacing w:before="280" w:after="80"/>
       </w:pPr>
       <w:r>
         <w:rPr>
           <w:rFonts w:ascii="Times New Roman" w:hAnsi="Times New Roman"/>
           <w:b/>
+          <w:i w:val="0"/>
           <w:color w:val="1F3A68"/>
           <w:sz w:val="26"/>
         </w:rPr>
-        <w:t>Слайд 6 — Глава 3. Объект исследования и проблемы AS IS (~55 сек)</w:t>
+        <w:t>Слайд 6 — Результаты по задаче 3. Анализ текущего состояния AS IS (~50 секунд)</w:t>
       </w:r>
     </w:p>
     <w:p>
@@ -678,25 +729,190 @@
         <w:rPr>
           <w:rFonts w:ascii="Times New Roman" w:hAnsi="Times New Roman"/>
           <w:b w:val="0"/>
+          <w:i w:val="0"/>
           <w:sz w:val="28"/>
         </w:rPr>
-        <w:t xml:space="preserve">Объектом исследования третьей главы выступает </w:t>
+        <w:t>Объектом исследования выступает Казанский федеральный университет. Для трёх отобранных подразделений построены девять моделей AS IS и выявлены три типовых узких места: ручной ввод, бумажный документооборот и ожидание ИТ-инфраструктуры.</w:t>
+      </w:r>
+    </w:p>
+    <w:p>
+      <w:pPr>
+        <w:spacing w:after="120" w:line="276" w:lineRule="auto"/>
+        <w:jc w:val="both"/>
+      </w:pPr>
+      <w:r>
+        <w:rPr>
+          <w:rFonts w:ascii="Times New Roman" w:hAnsi="Times New Roman"/>
+          <w:b/>
+          <w:i w:val="0"/>
+          <w:sz w:val="28"/>
+        </w:rPr>
+        <w:t>В Дирекции музеев</w:t>
+      </w:r>
+      <w:r>
+        <w:rPr>
+          <w:rFonts w:ascii="Times New Roman" w:hAnsi="Times New Roman"/>
+          <w:b w:val="0"/>
+          <w:i w:val="0"/>
+          <w:sz w:val="28"/>
+        </w:rPr>
+        <w:t xml:space="preserve"> регистрация одного экспоната в системе КАМИС занимает </w:t>
       </w:r>
       <w:r>
         <w:rPr>
           <w:rFonts w:ascii="Times New Roman" w:hAnsi="Times New Roman"/>
           <w:b/>
+          <w:i w:val="0"/>
           <w:sz w:val="28"/>
         </w:rPr>
-        <w:t>Казанский федеральный университет</w:t>
+        <w:t>45 минут</w:t>
       </w:r>
       <w:r>
         <w:rPr>
           <w:rFonts w:ascii="Times New Roman" w:hAnsi="Times New Roman"/>
           <w:b w:val="0"/>
+          <w:i w:val="0"/>
           <w:sz w:val="28"/>
         </w:rPr>
-        <w:t xml:space="preserve"> — один из десяти федеральных университетов России, лидер Приволжского федерального округа.</w:t>
+        <w:t xml:space="preserve">, фактическая производительность — </w:t>
+      </w:r>
+      <w:r>
+        <w:rPr>
+          <w:rFonts w:ascii="Times New Roman" w:hAnsi="Times New Roman"/>
+          <w:b/>
+          <w:i w:val="0"/>
+          <w:sz w:val="28"/>
+        </w:rPr>
+        <w:t>9 экспонатов в день</w:t>
+      </w:r>
+      <w:r>
+        <w:rPr>
+          <w:rFonts w:ascii="Times New Roman" w:hAnsi="Times New Roman"/>
+          <w:b w:val="0"/>
+          <w:i w:val="0"/>
+          <w:sz w:val="28"/>
+        </w:rPr>
+        <w:t xml:space="preserve"> при требуемых 20.</w:t>
+      </w:r>
+    </w:p>
+    <w:p>
+      <w:pPr>
+        <w:spacing w:after="120" w:line="276" w:lineRule="auto"/>
+        <w:jc w:val="both"/>
+      </w:pPr>
+      <w:r>
+        <w:rPr>
+          <w:rFonts w:ascii="Times New Roman" w:hAnsi="Times New Roman"/>
+          <w:b/>
+          <w:i w:val="0"/>
+          <w:sz w:val="28"/>
+        </w:rPr>
+        <w:t>В Управлении кадров</w:t>
+      </w:r>
+      <w:r>
+        <w:rPr>
+          <w:rFonts w:ascii="Times New Roman" w:hAnsi="Times New Roman"/>
+          <w:b w:val="0"/>
+          <w:i w:val="0"/>
+          <w:sz w:val="28"/>
+        </w:rPr>
+        <w:t xml:space="preserve"> обработка одного заявления о графике отпусков ППС занимает от 55 минут до </w:t>
+      </w:r>
+      <w:r>
+        <w:rPr>
+          <w:rFonts w:ascii="Times New Roman" w:hAnsi="Times New Roman"/>
+          <w:b/>
+          <w:i w:val="0"/>
+          <w:sz w:val="28"/>
+        </w:rPr>
+        <w:t>7 рабочих дней</w:t>
+      </w:r>
+      <w:r>
+        <w:rPr>
+          <w:rFonts w:ascii="Times New Roman" w:hAnsi="Times New Roman"/>
+          <w:b w:val="0"/>
+          <w:i w:val="0"/>
+          <w:sz w:val="28"/>
+        </w:rPr>
+        <w:t xml:space="preserve">, вовлекает 20 сотрудников и порождает </w:t>
+      </w:r>
+      <w:r>
+        <w:rPr>
+          <w:rFonts w:ascii="Times New Roman" w:hAnsi="Times New Roman"/>
+          <w:b/>
+          <w:i w:val="0"/>
+          <w:sz w:val="28"/>
+        </w:rPr>
+        <w:t>192 минуты потерь</w:t>
+      </w:r>
+      <w:r>
+        <w:rPr>
+          <w:rFonts w:ascii="Times New Roman" w:hAnsi="Times New Roman"/>
+          <w:b w:val="0"/>
+          <w:i w:val="0"/>
+          <w:sz w:val="28"/>
+        </w:rPr>
+        <w:t xml:space="preserve"> на цикл.</w:t>
+      </w:r>
+    </w:p>
+    <w:p>
+      <w:pPr>
+        <w:spacing w:after="120" w:line="276" w:lineRule="auto"/>
+        <w:jc w:val="both"/>
+      </w:pPr>
+      <w:r>
+        <w:rPr>
+          <w:rFonts w:ascii="Times New Roman" w:hAnsi="Times New Roman"/>
+          <w:b/>
+          <w:i w:val="0"/>
+          <w:sz w:val="28"/>
+        </w:rPr>
+        <w:t>В Управлении документооборота</w:t>
+      </w:r>
+      <w:r>
+        <w:rPr>
+          <w:rFonts w:ascii="Times New Roman" w:hAnsi="Times New Roman"/>
+          <w:b w:val="0"/>
+          <w:i w:val="0"/>
+          <w:sz w:val="28"/>
+        </w:rPr>
+        <w:t xml:space="preserve"> архив оцифрован лишь на </w:t>
+      </w:r>
+      <w:r>
+        <w:rPr>
+          <w:rFonts w:ascii="Times New Roman" w:hAnsi="Times New Roman"/>
+          <w:b/>
+          <w:i w:val="0"/>
+          <w:sz w:val="28"/>
+        </w:rPr>
+        <w:t>12 %</w:t>
+      </w:r>
+      <w:r>
+        <w:rPr>
+          <w:rFonts w:ascii="Times New Roman" w:hAnsi="Times New Roman"/>
+          <w:b w:val="0"/>
+          <w:i w:val="0"/>
+          <w:sz w:val="28"/>
+        </w:rPr>
+        <w:t xml:space="preserve">, регистрация одного входящего документа занимает 176 секунд, а согласование организационно-распорядительных документов сопровождается </w:t>
+      </w:r>
+      <w:r>
+        <w:rPr>
+          <w:rFonts w:ascii="Times New Roman" w:hAnsi="Times New Roman"/>
+          <w:b/>
+          <w:i w:val="0"/>
+          <w:sz w:val="28"/>
+        </w:rPr>
+        <w:t>7 часами ожидания</w:t>
+      </w:r>
+      <w:r>
+        <w:rPr>
+          <w:rFonts w:ascii="Times New Roman" w:hAnsi="Times New Roman"/>
+          <w:b w:val="0"/>
+          <w:i w:val="0"/>
+          <w:sz w:val="28"/>
+        </w:rPr>
+        <w:t>.</w:t>
       </w:r>
     </w:p>
     <w:p>
@@ -708,38 +924,73 @@
         <w:rPr>
           <w:rFonts w:ascii="Times New Roman" w:hAnsi="Times New Roman"/>
           <w:b w:val="0"/>
+          <w:i w:val="0"/>
           <w:sz w:val="28"/>
         </w:rPr>
-        <w:t xml:space="preserve">В рамках анализа деятельности было построено </w:t>
+        <w:t xml:space="preserve">В сумме </w:t>
       </w:r>
       <w:r>
         <w:rPr>
           <w:rFonts w:ascii="Times New Roman" w:hAnsi="Times New Roman"/>
           <w:b/>
+          <w:i w:val="0"/>
           <w:sz w:val="28"/>
         </w:rPr>
-        <w:t>девять моделей AS IS</w:t>
+        <w:t>64 %</w:t>
       </w:r>
       <w:r>
         <w:rPr>
           <w:rFonts w:ascii="Times New Roman" w:hAnsi="Times New Roman"/>
           <w:b w:val="0"/>
+          <w:i w:val="0"/>
           <w:sz w:val="28"/>
         </w:rPr>
-        <w:t xml:space="preserve"> и выявлены </w:t>
+        <w:t xml:space="preserve"> всех операций в исследованных процессах не добавляют ценности — то есть подлежат устранению или автоматизации.</w:t>
+      </w:r>
+    </w:p>
+    <w:p>
+      <w:pPr>
+        <w:spacing w:before="280" w:after="80"/>
+      </w:pPr>
+      <w:r>
+        <w:rPr>
+          <w:rFonts w:ascii="Times New Roman" w:hAnsi="Times New Roman"/>
+          <w:b/>
+          <w:i w:val="0"/>
+          <w:color w:val="1F3A68"/>
+          <w:sz w:val="26"/>
+        </w:rPr>
+        <w:t>Слайд 7 — Результаты по задаче 4. Проектирование целевых процессов TO BE (~45 секунд)</w:t>
+      </w:r>
+    </w:p>
+    <w:p>
+      <w:pPr>
+        <w:spacing w:after="120" w:line="276" w:lineRule="auto"/>
+        <w:jc w:val="both"/>
+      </w:pPr>
+      <w:r>
+        <w:rPr>
+          <w:rFonts w:ascii="Times New Roman" w:hAnsi="Times New Roman"/>
+          <w:b w:val="0"/>
+          <w:i w:val="0"/>
+          <w:sz w:val="28"/>
+        </w:rPr>
+        <w:t xml:space="preserve">По задаче 4 разработаны девять моделей TO BE — по одной целевой модели в каждой из трёх нотаций для каждого подразделения. Совокупные инвестиции — </w:t>
       </w:r>
       <w:r>
         <w:rPr>
           <w:rFonts w:ascii="Times New Roman" w:hAnsi="Times New Roman"/>
           <w:b/>
+          <w:i w:val="0"/>
           <w:sz w:val="28"/>
         </w:rPr>
-        <w:t>три ключевые проблемы</w:t>
+        <w:t>792,5 тысячи рублей</w:t>
       </w:r>
       <w:r>
         <w:rPr>
           <w:rFonts w:ascii="Times New Roman" w:hAnsi="Times New Roman"/>
           <w:b w:val="0"/>
+          <w:i w:val="0"/>
           <w:sz w:val="28"/>
         </w:rPr>
         <w:t>.</w:t>
@@ -754,46 +1005,112 @@
         <w:rPr>
           <w:rFonts w:ascii="Times New Roman" w:hAnsi="Times New Roman"/>
           <w:b/>
+          <w:i w:val="0"/>
           <w:sz w:val="28"/>
         </w:rPr>
-        <w:t>Первое — Дирекция музеев</w:t>
+        <w:t>Для Дирекции музеев</w:t>
       </w:r>
       <w:r>
         <w:rPr>
           <w:rFonts w:ascii="Times New Roman" w:hAnsi="Times New Roman"/>
           <w:b w:val="0"/>
+          <w:i w:val="0"/>
           <w:sz w:val="28"/>
         </w:rPr>
-        <w:t xml:space="preserve">: оцифровка одного экспоната занимает </w:t>
+        <w:t xml:space="preserve"> предложено разделение ролей с введением лаборанта, организация стационарной фотозоны по принципам 5С, стандартизация шаблонов карточек и асинхронная выгрузка в Госкаталог Музейного фонда. Время цикла сокращается с 45 до </w:t>
       </w:r>
       <w:r>
         <w:rPr>
           <w:rFonts w:ascii="Times New Roman" w:hAnsi="Times New Roman"/>
           <w:b/>
+          <w:i w:val="0"/>
           <w:sz w:val="28"/>
         </w:rPr>
-        <w:t>45 минут</w:t>
+        <w:t>18 минут</w:t>
       </w:r>
       <w:r>
         <w:rPr>
           <w:rFonts w:ascii="Times New Roman" w:hAnsi="Times New Roman"/>
           <w:b w:val="0"/>
+          <w:i w:val="0"/>
           <w:sz w:val="28"/>
         </w:rPr>
-        <w:t xml:space="preserve">, из них 10 минут — ожидание программного обеспечения; производительность — всего </w:t>
+        <w:t xml:space="preserve">, производительность растёт </w:t>
       </w:r>
       <w:r>
         <w:rPr>
           <w:rFonts w:ascii="Times New Roman" w:hAnsi="Times New Roman"/>
           <w:b/>
+          <w:i w:val="0"/>
           <w:sz w:val="28"/>
         </w:rPr>
-        <w:t>9 экспонатов в день</w:t>
+        <w:t>в 3,3 раза</w:t>
       </w:r>
       <w:r>
         <w:rPr>
           <w:rFonts w:ascii="Times New Roman" w:hAnsi="Times New Roman"/>
           <w:b w:val="0"/>
+          <w:i w:val="0"/>
+          <w:sz w:val="28"/>
+        </w:rPr>
+        <w:t xml:space="preserve"> — с 9 до 30 экспонатов в день.</w:t>
+      </w:r>
+    </w:p>
+    <w:p>
+      <w:pPr>
+        <w:spacing w:after="120" w:line="276" w:lineRule="auto"/>
+        <w:jc w:val="both"/>
+      </w:pPr>
+      <w:r>
+        <w:rPr>
+          <w:rFonts w:ascii="Times New Roman" w:hAnsi="Times New Roman"/>
+          <w:b/>
+          <w:i w:val="0"/>
+          <w:sz w:val="28"/>
+        </w:rPr>
+        <w:t>Для Управления кадров</w:t>
+      </w:r>
+      <w:r>
+        <w:rPr>
+          <w:rFonts w:ascii="Times New Roman" w:hAnsi="Times New Roman"/>
+          <w:b w:val="0"/>
+          <w:i w:val="0"/>
+          <w:sz w:val="28"/>
+        </w:rPr>
+        <w:t xml:space="preserve"> — полный перевод процесса в платформу Битрикс24 «Предприятие» с электронной подписью, автоматическими уведомлениями и проверкой конфликтов расписания. Срок согласования сокращается с 5 дней до </w:t>
+      </w:r>
+      <w:r>
+        <w:rPr>
+          <w:rFonts w:ascii="Times New Roman" w:hAnsi="Times New Roman"/>
+          <w:b/>
+          <w:i w:val="0"/>
+          <w:sz w:val="28"/>
+        </w:rPr>
+        <w:t>20 минут</w:t>
+      </w:r>
+      <w:r>
+        <w:rPr>
+          <w:rFonts w:ascii="Times New Roman" w:hAnsi="Times New Roman"/>
+          <w:b w:val="0"/>
+          <w:i w:val="0"/>
+          <w:sz w:val="28"/>
+        </w:rPr>
+        <w:t xml:space="preserve">, трудоёмкость — с </w:t>
+      </w:r>
+      <w:r>
+        <w:rPr>
+          <w:rFonts w:ascii="Times New Roman" w:hAnsi="Times New Roman"/>
+          <w:b/>
+          <w:i w:val="0"/>
+          <w:sz w:val="28"/>
+        </w:rPr>
+        <w:t>20 до 3 сотрудников</w:t>
+      </w:r>
+      <w:r>
+        <w:rPr>
+          <w:rFonts w:ascii="Times New Roman" w:hAnsi="Times New Roman"/>
+          <w:b w:val="0"/>
+          <w:i w:val="0"/>
           <w:sz w:val="28"/>
         </w:rPr>
         <w:t>.</w:t>
@@ -808,49 +1125,52 @@
         <w:rPr>
           <w:rFonts w:ascii="Times New Roman" w:hAnsi="Times New Roman"/>
           <w:b/>
+          <w:i w:val="0"/>
           <w:sz w:val="28"/>
         </w:rPr>
-        <w:t>Второе — ЦРКП</w:t>
+        <w:t>Для Управления документооборота</w:t>
       </w:r>
       <w:r>
         <w:rPr>
           <w:rFonts w:ascii="Times New Roman" w:hAnsi="Times New Roman"/>
           <w:b w:val="0"/>
+          <w:i w:val="0"/>
           <w:sz w:val="28"/>
         </w:rPr>
-        <w:t xml:space="preserve">: согласование одного заявления ППС длится до </w:t>
+        <w:t xml:space="preserve"> — комплекс из трёх решений: внедрение второго монитора (рост производительности регистрации на 21,9 %), оцифровка архива силами студентов с применением OCR (выдача справок — с 22 до 14 минут) и QR-маршрутизация исходящих писем (рост производительности обработки </w:t>
       </w:r>
       <w:r>
         <w:rPr>
           <w:rFonts w:ascii="Times New Roman" w:hAnsi="Times New Roman"/>
           <w:b/>
+          <w:i w:val="0"/>
           <w:sz w:val="28"/>
         </w:rPr>
-        <w:t>5 рабочих дней</w:t>
+        <w:t>на 46,3 %</w:t>
       </w:r>
       <w:r>
         <w:rPr>
           <w:rFonts w:ascii="Times New Roman" w:hAnsi="Times New Roman"/>
           <w:b w:val="0"/>
+          <w:i w:val="0"/>
           <w:sz w:val="28"/>
         </w:rPr>
-        <w:t xml:space="preserve">, бумажный документооборот вовлекает 20 сотрудников и порождает </w:t>
+        <w:t>).</w:t>
       </w:r>
+    </w:p>
+    <w:p>
+      <w:pPr>
+        <w:spacing w:before="280" w:after="80"/>
+      </w:pPr>
       <w:r>
         <w:rPr>
           <w:rFonts w:ascii="Times New Roman" w:hAnsi="Times New Roman"/>
           <w:b/>
-          <w:sz w:val="28"/>
+          <w:i w:val="0"/>
+          <w:color w:val="1F3A68"/>
+          <w:sz w:val="26"/>
         </w:rPr>
-        <w:t>192 минуты потерь</w:t>
-      </w:r>
-      <w:r>
-        <w:rPr>
-          <w:rFonts w:ascii="Times New Roman" w:hAnsi="Times New Roman"/>
-          <w:b w:val="0"/>
-          <w:sz w:val="28"/>
-        </w:rPr>
-        <w:t xml:space="preserve"> на маршрут.</w:t>
+        <w:t>Слайд 8 — Результаты по задаче 5. Экономическая эффективность (~40 секунд)</w:t>
       </w:r>
     </w:p>
     <w:p>
@@ -861,63 +1181,62 @@
       <w:r>
         <w:rPr>
           <w:rFonts w:ascii="Times New Roman" w:hAnsi="Times New Roman"/>
-          <w:b/>
+          <w:b w:val="0"/>
+          <w:i w:val="0"/>
           <w:sz w:val="28"/>
         </w:rPr>
-        <w:t>Третье — УДК</w:t>
+        <w:t xml:space="preserve">Экономический расчёт построен на пятилетнем горизонте при ставке дисконтирования 23 %. Совокупные инвестиции — </w:t>
+      </w:r>
+      <w:r>
+        <w:rPr>
+          <w:rFonts w:ascii="Times New Roman" w:hAnsi="Times New Roman"/>
+          <w:b/>
+          <w:i w:val="0"/>
+          <w:sz w:val="28"/>
+        </w:rPr>
+        <w:t>792,5 тысячи рублей</w:t>
       </w:r>
       <w:r>
         <w:rPr>
           <w:rFonts w:ascii="Times New Roman" w:hAnsi="Times New Roman"/>
           <w:b w:val="0"/>
+          <w:i w:val="0"/>
           <w:sz w:val="28"/>
         </w:rPr>
-        <w:t xml:space="preserve">: архив оцифрован лишь на </w:t>
+        <w:t xml:space="preserve">, ежегодная экономия — </w:t>
       </w:r>
       <w:r>
         <w:rPr>
           <w:rFonts w:ascii="Times New Roman" w:hAnsi="Times New Roman"/>
           <w:b/>
+          <w:i w:val="0"/>
           <w:sz w:val="28"/>
         </w:rPr>
-        <w:t>12 %</w:t>
+        <w:t>7,07 миллиона рублей</w:t>
       </w:r>
       <w:r>
         <w:rPr>
           <w:rFonts w:ascii="Times New Roman" w:hAnsi="Times New Roman"/>
           <w:b w:val="0"/>
+          <w:i w:val="0"/>
           <w:sz w:val="28"/>
         </w:rPr>
-        <w:t xml:space="preserve">, согласование ОРД требует </w:t>
+        <w:t xml:space="preserve">, ежегодные операционные затраты на поддержание решений — 5,36 миллиона рублей, чистый ежегодный эффект — </w:t>
       </w:r>
       <w:r>
         <w:rPr>
           <w:rFonts w:ascii="Times New Roman" w:hAnsi="Times New Roman"/>
           <w:b/>
+          <w:i w:val="0"/>
           <w:sz w:val="28"/>
         </w:rPr>
-        <w:t>7 часов ожидания</w:t>
+        <w:t>1,71 миллиона рублей</w:t>
       </w:r>
       <w:r>
         <w:rPr>
           <w:rFonts w:ascii="Times New Roman" w:hAnsi="Times New Roman"/>
           <w:b w:val="0"/>
-          <w:sz w:val="28"/>
-        </w:rPr>
-        <w:t xml:space="preserve">, регистрация одного документа — </w:t>
-      </w:r>
-      <w:r>
-        <w:rPr>
-          <w:rFonts w:ascii="Times New Roman" w:hAnsi="Times New Roman"/>
-          <w:b/>
-          <w:sz w:val="28"/>
-        </w:rPr>
-        <w:t>176 секунд</w:t>
-      </w:r>
-      <w:r>
-        <w:rPr>
-          <w:rFonts w:ascii="Times New Roman" w:hAnsi="Times New Roman"/>
-          <w:b w:val="0"/>
+          <w:i w:val="0"/>
           <w:sz w:val="28"/>
         </w:rPr>
         <w:t>.</w:t>
@@ -932,66 +1251,61 @@
         <w:rPr>
           <w:rFonts w:ascii="Times New Roman" w:hAnsi="Times New Roman"/>
           <w:b w:val="0"/>
+          <w:i w:val="0"/>
           <w:sz w:val="28"/>
         </w:rPr>
-        <w:t xml:space="preserve">В сумме </w:t>
+        <w:t xml:space="preserve">Интегральные показатели: </w:t>
       </w:r>
       <w:r>
         <w:rPr>
           <w:rFonts w:ascii="Times New Roman" w:hAnsi="Times New Roman"/>
           <w:b/>
+          <w:i w:val="0"/>
           <w:sz w:val="28"/>
         </w:rPr>
-        <w:t>64 % всех операций</w:t>
+        <w:t>NPV — 4 миллиона рублей</w:t>
       </w:r>
       <w:r>
         <w:rPr>
           <w:rFonts w:ascii="Times New Roman" w:hAnsi="Times New Roman"/>
           <w:b w:val="0"/>
+          <w:i w:val="0"/>
           <w:sz w:val="28"/>
         </w:rPr>
-        <w:t xml:space="preserve"> относятся к не добавляющим ценность — то есть подлежат устранению.</w:t>
-      </w:r>
-    </w:p>
-    <w:p>
-      <w:pPr>
-        <w:spacing w:before="240" w:after="80"/>
-      </w:pPr>
-      <w:r>
-        <w:rPr>
-          <w:rFonts w:ascii="Times New Roman" w:hAnsi="Times New Roman"/>
-          <w:b/>
-          <w:color w:val="1F3A68"/>
-          <w:sz w:val="26"/>
-        </w:rPr>
-        <w:t>Слайд 7 — Глава 3. Решения TO BE (~45 сек)</w:t>
-      </w:r>
-    </w:p>
-    <w:p>
-      <w:pPr>
-        <w:spacing w:after="120" w:line="276" w:lineRule="auto"/>
-        <w:jc w:val="both"/>
-      </w:pPr>
-      <w:r>
-        <w:rPr>
-          <w:rFonts w:ascii="Times New Roman" w:hAnsi="Times New Roman"/>
-          <w:b w:val="0"/>
-          <w:sz w:val="28"/>
-        </w:rPr>
-        <w:t xml:space="preserve">Для каждой проблемы предложены целевые модели </w:t>
+        <w:t xml:space="preserve">, </w:t>
       </w:r>
       <w:r>
         <w:rPr>
           <w:rFonts w:ascii="Times New Roman" w:hAnsi="Times New Roman"/>
           <w:b/>
+          <w:i w:val="0"/>
           <w:sz w:val="28"/>
         </w:rPr>
-        <w:t>TO BE</w:t>
+        <w:t>IRR — 215 %</w:t>
       </w:r>
       <w:r>
         <w:rPr>
           <w:rFonts w:ascii="Times New Roman" w:hAnsi="Times New Roman"/>
           <w:b w:val="0"/>
+          <w:i w:val="0"/>
+          <w:sz w:val="28"/>
+        </w:rPr>
+        <w:t xml:space="preserve">, дисконтированный срок окупаемости — </w:t>
+      </w:r>
+      <w:r>
+        <w:rPr>
+          <w:rFonts w:ascii="Times New Roman" w:hAnsi="Times New Roman"/>
+          <w:b/>
+          <w:i w:val="0"/>
+          <w:sz w:val="28"/>
+        </w:rPr>
+        <w:t>около 7 месяцев</w:t>
+      </w:r>
+      <w:r>
+        <w:rPr>
+          <w:rFonts w:ascii="Times New Roman" w:hAnsi="Times New Roman"/>
+          <w:b w:val="0"/>
+          <w:i w:val="0"/>
           <w:sz w:val="28"/>
         </w:rPr>
         <w:t>.</w:t>
@@ -1006,73 +1320,61 @@
         <w:rPr>
           <w:rFonts w:ascii="Times New Roman" w:hAnsi="Times New Roman"/>
           <w:b w:val="0"/>
+          <w:i w:val="0"/>
           <w:sz w:val="28"/>
         </w:rPr>
-        <w:t xml:space="preserve">Для </w:t>
+        <w:t xml:space="preserve">Анализ чувствительности подтверждает высокую устойчивость проекта: критическое значение денежного потока составляет лишь 16,5 % от планового, что соответствует </w:t>
       </w:r>
       <w:r>
         <w:rPr>
           <w:rFonts w:ascii="Times New Roman" w:hAnsi="Times New Roman"/>
           <w:b/>
+          <w:i w:val="0"/>
           <w:sz w:val="28"/>
         </w:rPr>
-        <w:t>музеев</w:t>
+        <w:t>запасу прочности 83 %</w:t>
       </w:r>
       <w:r>
         <w:rPr>
           <w:rFonts w:ascii="Times New Roman" w:hAnsi="Times New Roman"/>
           <w:b w:val="0"/>
+          <w:i w:val="0"/>
           <w:sz w:val="28"/>
         </w:rPr>
-        <w:t xml:space="preserve"> — внедрение системы </w:t>
+        <w:t xml:space="preserve">. На основе абсолютного эффекта обоснована очерёдность внедрения: </w:t>
       </w:r>
       <w:r>
         <w:rPr>
           <w:rFonts w:ascii="Times New Roman" w:hAnsi="Times New Roman"/>
           <w:b/>
+          <w:i w:val="0"/>
           <w:sz w:val="28"/>
         </w:rPr>
-        <w:t>5С</w:t>
+        <w:t>Управление кадров → Управление документооборота → Дирекция музеев</w:t>
       </w:r>
       <w:r>
         <w:rPr>
           <w:rFonts w:ascii="Times New Roman" w:hAnsi="Times New Roman"/>
           <w:b w:val="0"/>
+          <w:i w:val="0"/>
           <w:sz w:val="28"/>
         </w:rPr>
-        <w:t xml:space="preserve">, типовых шаблонов описаний и привлечение лаборанта; время сокращается с 45 до </w:t>
+        <w:t>.</w:t>
       </w:r>
+    </w:p>
+    <w:p>
+      <w:pPr>
+        <w:spacing w:before="280" w:after="80"/>
+      </w:pPr>
       <w:r>
         <w:rPr>
           <w:rFonts w:ascii="Times New Roman" w:hAnsi="Times New Roman"/>
           <w:b/>
-          <w:sz w:val="28"/>
+          <w:i w:val="0"/>
+          <w:color w:val="1F3A68"/>
+          <w:sz w:val="26"/>
         </w:rPr>
-        <w:t>18 минут</w:t>
-      </w:r>
-      <w:r>
-        <w:rPr>
-          <w:rFonts w:ascii="Times New Roman" w:hAnsi="Times New Roman"/>
-          <w:b w:val="0"/>
-          <w:sz w:val="28"/>
-        </w:rPr>
-        <w:t xml:space="preserve"> на экспонат, производительность растёт </w:t>
-      </w:r>
-      <w:r>
-        <w:rPr>
-          <w:rFonts w:ascii="Times New Roman" w:hAnsi="Times New Roman"/>
-          <w:b/>
-          <w:sz w:val="28"/>
-        </w:rPr>
-        <w:t>на 233 %</w:t>
-      </w:r>
-      <w:r>
-        <w:rPr>
-          <w:rFonts w:ascii="Times New Roman" w:hAnsi="Times New Roman"/>
-          <w:b w:val="0"/>
-          <w:sz w:val="28"/>
-        </w:rPr>
-        <w:t>, инвестиции — 65 тысяч рублей.</w:t>
+        <w:t>Слайд 9 — Выводы (~35 секунд)</w:t>
       </w:r>
     </w:p>
     <w:p>
@@ -1084,360 +1386,7 @@
         <w:rPr>
           <w:rFonts w:ascii="Times New Roman" w:hAnsi="Times New Roman"/>
           <w:b w:val="0"/>
-          <w:sz w:val="28"/>
-        </w:rPr>
-        <w:t xml:space="preserve">Для </w:t>
-      </w:r>
-      <w:r>
-        <w:rPr>
-          <w:rFonts w:ascii="Times New Roman" w:hAnsi="Times New Roman"/>
-          <w:b/>
-          <w:sz w:val="28"/>
-        </w:rPr>
-        <w:t>ЦРКП</w:t>
-      </w:r>
-      <w:r>
-        <w:rPr>
-          <w:rFonts w:ascii="Times New Roman" w:hAnsi="Times New Roman"/>
-          <w:b w:val="0"/>
-          <w:sz w:val="28"/>
-        </w:rPr>
-        <w:t xml:space="preserve"> — перевод процесса в </w:t>
-      </w:r>
-      <w:r>
-        <w:rPr>
-          <w:rFonts w:ascii="Times New Roman" w:hAnsi="Times New Roman"/>
-          <w:b/>
-          <w:sz w:val="28"/>
-        </w:rPr>
-        <w:t>Битрикс24</w:t>
-      </w:r>
-      <w:r>
-        <w:rPr>
-          <w:rFonts w:ascii="Times New Roman" w:hAnsi="Times New Roman"/>
-          <w:b w:val="0"/>
-          <w:sz w:val="28"/>
-        </w:rPr>
-        <w:t xml:space="preserve"> с электронной подписью; срок согласования сокращается с 5 дней до </w:t>
-      </w:r>
-      <w:r>
-        <w:rPr>
-          <w:rFonts w:ascii="Times New Roman" w:hAnsi="Times New Roman"/>
-          <w:b/>
-          <w:sz w:val="28"/>
-        </w:rPr>
-        <w:t>20 минут</w:t>
-      </w:r>
-      <w:r>
-        <w:rPr>
-          <w:rFonts w:ascii="Times New Roman" w:hAnsi="Times New Roman"/>
-          <w:b w:val="0"/>
-          <w:sz w:val="28"/>
-        </w:rPr>
-        <w:t xml:space="preserve">, штат — на </w:t>
-      </w:r>
-      <w:r>
-        <w:rPr>
-          <w:rFonts w:ascii="Times New Roman" w:hAnsi="Times New Roman"/>
-          <w:b/>
-          <w:sz w:val="28"/>
-        </w:rPr>
-        <w:t>17 единиц</w:t>
-      </w:r>
-      <w:r>
-        <w:rPr>
-          <w:rFonts w:ascii="Times New Roman" w:hAnsi="Times New Roman"/>
-          <w:b w:val="0"/>
-          <w:sz w:val="28"/>
-        </w:rPr>
-        <w:t>, инвестиции — 450 тысяч рублей.</w:t>
-      </w:r>
-    </w:p>
-    <w:p>
-      <w:pPr>
-        <w:spacing w:after="120" w:line="276" w:lineRule="auto"/>
-        <w:jc w:val="both"/>
-      </w:pPr>
-      <w:r>
-        <w:rPr>
-          <w:rFonts w:ascii="Times New Roman" w:hAnsi="Times New Roman"/>
-          <w:b w:val="0"/>
-          <w:sz w:val="28"/>
-        </w:rPr>
-        <w:t xml:space="preserve">Для </w:t>
-      </w:r>
-      <w:r>
-        <w:rPr>
-          <w:rFonts w:ascii="Times New Roman" w:hAnsi="Times New Roman"/>
-          <w:b/>
-          <w:sz w:val="28"/>
-        </w:rPr>
-        <w:t>УДК</w:t>
-      </w:r>
-      <w:r>
-        <w:rPr>
-          <w:rFonts w:ascii="Times New Roman" w:hAnsi="Times New Roman"/>
-          <w:b w:val="0"/>
-          <w:sz w:val="28"/>
-        </w:rPr>
-        <w:t xml:space="preserve"> — внедрение </w:t>
-      </w:r>
-      <w:r>
-        <w:rPr>
-          <w:rFonts w:ascii="Times New Roman" w:hAnsi="Times New Roman"/>
-          <w:b/>
-          <w:sz w:val="28"/>
-        </w:rPr>
-        <w:t>OCR</w:t>
-      </w:r>
-      <w:r>
-        <w:rPr>
-          <w:rFonts w:ascii="Times New Roman" w:hAnsi="Times New Roman"/>
-          <w:b w:val="0"/>
-          <w:sz w:val="28"/>
-        </w:rPr>
-        <w:t xml:space="preserve"> с привлечением студентов и </w:t>
-      </w:r>
-      <w:r>
-        <w:rPr>
-          <w:rFonts w:ascii="Times New Roman" w:hAnsi="Times New Roman"/>
-          <w:b/>
-          <w:sz w:val="28"/>
-        </w:rPr>
-        <w:t>QR-маршрутизация</w:t>
-      </w:r>
-      <w:r>
-        <w:rPr>
-          <w:rFonts w:ascii="Times New Roman" w:hAnsi="Times New Roman"/>
-          <w:b w:val="0"/>
-          <w:sz w:val="28"/>
-        </w:rPr>
-        <w:t xml:space="preserve"> документов с ИИ-проверкой; архив оцифровывается на 100 %, скорость регистрации растёт </w:t>
-      </w:r>
-      <w:r>
-        <w:rPr>
-          <w:rFonts w:ascii="Times New Roman" w:hAnsi="Times New Roman"/>
-          <w:b/>
-          <w:sz w:val="28"/>
-        </w:rPr>
-        <w:t>на 21,9 %</w:t>
-      </w:r>
-      <w:r>
-        <w:rPr>
-          <w:rFonts w:ascii="Times New Roman" w:hAnsi="Times New Roman"/>
-          <w:b w:val="0"/>
-          <w:sz w:val="28"/>
-        </w:rPr>
-        <w:t>, инвестиции — 277,5 тысяч рублей.</w:t>
-      </w:r>
-    </w:p>
-    <w:p>
-      <w:pPr>
-        <w:spacing w:before="240" w:after="80"/>
-      </w:pPr>
-      <w:r>
-        <w:rPr>
-          <w:rFonts w:ascii="Times New Roman" w:hAnsi="Times New Roman"/>
-          <w:b/>
-          <w:color w:val="1F3A68"/>
-          <w:sz w:val="26"/>
-        </w:rPr>
-        <w:t>Слайд 8 — Глава 3. Экономическая эффективность (~40 сек)</w:t>
-      </w:r>
-    </w:p>
-    <w:p>
-      <w:pPr>
-        <w:spacing w:after="120" w:line="276" w:lineRule="auto"/>
-        <w:jc w:val="both"/>
-      </w:pPr>
-      <w:r>
-        <w:rPr>
-          <w:rFonts w:ascii="Times New Roman" w:hAnsi="Times New Roman"/>
-          <w:b w:val="0"/>
-          <w:sz w:val="28"/>
-        </w:rPr>
-        <w:t xml:space="preserve">Совокупные инвестиции — </w:t>
-      </w:r>
-      <w:r>
-        <w:rPr>
-          <w:rFonts w:ascii="Times New Roman" w:hAnsi="Times New Roman"/>
-          <w:b/>
-          <w:sz w:val="28"/>
-        </w:rPr>
-        <w:t>792,5 тысячи рублей</w:t>
-      </w:r>
-      <w:r>
-        <w:rPr>
-          <w:rFonts w:ascii="Times New Roman" w:hAnsi="Times New Roman"/>
-          <w:b w:val="0"/>
-          <w:sz w:val="28"/>
-        </w:rPr>
-        <w:t xml:space="preserve">, ежегодный денежный поток — </w:t>
-      </w:r>
-      <w:r>
-        <w:rPr>
-          <w:rFonts w:ascii="Times New Roman" w:hAnsi="Times New Roman"/>
-          <w:b/>
-          <w:sz w:val="28"/>
-        </w:rPr>
-        <w:t>1,71 миллиона рублей</w:t>
-      </w:r>
-      <w:r>
-        <w:rPr>
-          <w:rFonts w:ascii="Times New Roman" w:hAnsi="Times New Roman"/>
-          <w:b w:val="0"/>
-          <w:sz w:val="28"/>
-        </w:rPr>
-        <w:t>.</w:t>
-      </w:r>
-    </w:p>
-    <w:p>
-      <w:pPr>
-        <w:spacing w:after="120" w:line="276" w:lineRule="auto"/>
-        <w:jc w:val="both"/>
-      </w:pPr>
-      <w:r>
-        <w:rPr>
-          <w:rFonts w:ascii="Times New Roman" w:hAnsi="Times New Roman"/>
-          <w:b w:val="0"/>
-          <w:sz w:val="28"/>
-        </w:rPr>
-        <w:t xml:space="preserve">При ставке дисконтирования </w:t>
-      </w:r>
-      <w:r>
-        <w:rPr>
-          <w:rFonts w:ascii="Times New Roman" w:hAnsi="Times New Roman"/>
-          <w:b/>
-          <w:sz w:val="28"/>
-        </w:rPr>
-        <w:t>23 %</w:t>
-      </w:r>
-      <w:r>
-        <w:rPr>
-          <w:rFonts w:ascii="Times New Roman" w:hAnsi="Times New Roman"/>
-          <w:b w:val="0"/>
-          <w:sz w:val="28"/>
-        </w:rPr>
-        <w:t xml:space="preserve"> на горизонте пяти лет проект демонстрирует </w:t>
-      </w:r>
-      <w:r>
-        <w:rPr>
-          <w:rFonts w:ascii="Times New Roman" w:hAnsi="Times New Roman"/>
-          <w:b/>
-          <w:sz w:val="28"/>
-        </w:rPr>
-        <w:t>NPV в 4 миллиона рублей</w:t>
-      </w:r>
-      <w:r>
-        <w:rPr>
-          <w:rFonts w:ascii="Times New Roman" w:hAnsi="Times New Roman"/>
-          <w:b w:val="0"/>
-          <w:sz w:val="28"/>
-        </w:rPr>
-        <w:t xml:space="preserve">, </w:t>
-      </w:r>
-      <w:r>
-        <w:rPr>
-          <w:rFonts w:ascii="Times New Roman" w:hAnsi="Times New Roman"/>
-          <w:b/>
-          <w:sz w:val="28"/>
-        </w:rPr>
-        <w:t>IRR — 215 %</w:t>
-      </w:r>
-      <w:r>
-        <w:rPr>
-          <w:rFonts w:ascii="Times New Roman" w:hAnsi="Times New Roman"/>
-          <w:b w:val="0"/>
-          <w:sz w:val="28"/>
-        </w:rPr>
-        <w:t xml:space="preserve">, дисконтированный срок окупаемости — около </w:t>
-      </w:r>
-      <w:r>
-        <w:rPr>
-          <w:rFonts w:ascii="Times New Roman" w:hAnsi="Times New Roman"/>
-          <w:b/>
-          <w:sz w:val="28"/>
-        </w:rPr>
-        <w:t>семи месяцев</w:t>
-      </w:r>
-      <w:r>
-        <w:rPr>
-          <w:rFonts w:ascii="Times New Roman" w:hAnsi="Times New Roman"/>
-          <w:b w:val="0"/>
-          <w:sz w:val="28"/>
-        </w:rPr>
-        <w:t>.</w:t>
-      </w:r>
-    </w:p>
-    <w:p>
-      <w:pPr>
-        <w:spacing w:after="120" w:line="276" w:lineRule="auto"/>
-        <w:jc w:val="both"/>
-      </w:pPr>
-      <w:r>
-        <w:rPr>
-          <w:rFonts w:ascii="Times New Roman" w:hAnsi="Times New Roman"/>
-          <w:b w:val="0"/>
-          <w:sz w:val="28"/>
-        </w:rPr>
-        <w:t xml:space="preserve">Анализ чувствительности показал высокий запас прочности: даже при пессимистичном сценарии — снижении денежного потока на 50 % — NPV остаётся положительным и составляет </w:t>
-      </w:r>
-      <w:r>
-        <w:rPr>
-          <w:rFonts w:ascii="Times New Roman" w:hAnsi="Times New Roman"/>
-          <w:b/>
-          <w:sz w:val="28"/>
-        </w:rPr>
-        <w:t>1,6 миллиона рублей</w:t>
-      </w:r>
-      <w:r>
-        <w:rPr>
-          <w:rFonts w:ascii="Times New Roman" w:hAnsi="Times New Roman"/>
-          <w:b w:val="0"/>
-          <w:sz w:val="28"/>
-        </w:rPr>
-        <w:t xml:space="preserve">. Это обосновывает рекомендованную </w:t>
-      </w:r>
-      <w:r>
-        <w:rPr>
-          <w:rFonts w:ascii="Times New Roman" w:hAnsi="Times New Roman"/>
-          <w:b/>
-          <w:sz w:val="28"/>
-        </w:rPr>
-        <w:t>очерёдность внедрения: ЦРКП → УДК → Музеи</w:t>
-      </w:r>
-      <w:r>
-        <w:rPr>
-          <w:rFonts w:ascii="Times New Roman" w:hAnsi="Times New Roman"/>
-          <w:b w:val="0"/>
-          <w:sz w:val="28"/>
-        </w:rPr>
-        <w:t>.</w:t>
-      </w:r>
-    </w:p>
-    <w:p>
-      <w:pPr>
-        <w:spacing w:before="240" w:after="80"/>
-      </w:pPr>
-      <w:r>
-        <w:rPr>
-          <w:rFonts w:ascii="Times New Roman" w:hAnsi="Times New Roman"/>
-          <w:b/>
-          <w:color w:val="1F3A68"/>
-          <w:sz w:val="26"/>
-        </w:rPr>
-        <w:t>Слайд 9 — Выводы (~35 сек)</w:t>
-      </w:r>
-    </w:p>
-    <w:p>
-      <w:pPr>
-        <w:spacing w:after="120" w:line="276" w:lineRule="auto"/>
-        <w:jc w:val="both"/>
-      </w:pPr>
-      <w:r>
-        <w:rPr>
-          <w:rFonts w:ascii="Times New Roman" w:hAnsi="Times New Roman"/>
-          <w:b w:val="0"/>
+          <w:i w:val="0"/>
           <w:sz w:val="28"/>
         </w:rPr>
         <w:t>По итогам работы можно сформулировать следующие выводы.</w:t>
@@ -1452,6 +1401,7 @@
         <w:rPr>
           <w:rFonts w:ascii="Times New Roman" w:hAnsi="Times New Roman"/>
           <w:b/>
+          <w:i w:val="0"/>
           <w:sz w:val="28"/>
         </w:rPr>
         <w:t>По первой главе</w:t>
@@ -1460,6 +1410,7 @@
         <w:rPr>
           <w:rFonts w:ascii="Times New Roman" w:hAnsi="Times New Roman"/>
           <w:b w:val="0"/>
+          <w:i w:val="0"/>
           <w:sz w:val="28"/>
         </w:rPr>
         <w:t>: сформирован воспроизводимый трёхуровневый методический стек «IDEF0 + BPMN + EPC + Lean + инвестиционный анализ», применимый к любому подразделению вуза.</w:t>
@@ -1474,6 +1425,7 @@
         <w:rPr>
           <w:rFonts w:ascii="Times New Roman" w:hAnsi="Times New Roman"/>
           <w:b/>
+          <w:i w:val="0"/>
           <w:sz w:val="28"/>
         </w:rPr>
         <w:t>По второй главе</w:t>
@@ -1482,9 +1434,10 @@
         <w:rPr>
           <w:rFonts w:ascii="Times New Roman" w:hAnsi="Times New Roman"/>
           <w:b w:val="0"/>
+          <w:i w:val="0"/>
           <w:sz w:val="28"/>
         </w:rPr>
-        <w:t>: КФУ входит в число лидеров среди федеральных университетов РФ, что делает его репрезентативной площадкой для тиражирования предложенных решений.</w:t>
+        <w:t>: КФУ занимает лидирующие позиции среди семи федеральных университетов России, что делает его репрезентативной площадкой для апробации и тиражирования предложенных решений.</w:t>
       </w:r>
     </w:p>
     <w:p>
@@ -1496,6 +1449,7 @@
         <w:rPr>
           <w:rFonts w:ascii="Times New Roman" w:hAnsi="Times New Roman"/>
           <w:b/>
+          <w:i w:val="0"/>
           <w:sz w:val="28"/>
         </w:rPr>
         <w:t>По третьей главе</w:t>
@@ -1504,55 +1458,61 @@
         <w:rPr>
           <w:rFonts w:ascii="Times New Roman" w:hAnsi="Times New Roman"/>
           <w:b w:val="0"/>
+          <w:i w:val="0"/>
           <w:sz w:val="28"/>
         </w:rPr>
-        <w:t xml:space="preserve">, во-первых, выявлены и формализованы три типовых узких места — ручной ввод, бумажный документооборот и ожидание ИТ; во-вторых, разработаны девять моделей TO BE, обеспечивающих сокращение </w:t>
+        <w:t xml:space="preserve">, во-первых, выявлены и формализованы три типовых узких места вспомогательных процессов вуза — ручной ввод, бумажный документооборот и ожидание ИТ; во-вторых, разработаны девять моделей TO BE, обеспечивающих сокращение трудоёмкости с 20 до 3 сотрудников в кадровом процессе и устранение 64 % операций без ценности; в-третьих, доказана экономическая эффективность преобразований — NPV </w:t>
       </w:r>
       <w:r>
         <w:rPr>
           <w:rFonts w:ascii="Times New Roman" w:hAnsi="Times New Roman"/>
           <w:b/>
+          <w:i w:val="0"/>
           <w:sz w:val="28"/>
         </w:rPr>
-        <w:t>17 штатных единиц</w:t>
+        <w:t>4 миллиона рублей</w:t>
       </w:r>
       <w:r>
         <w:rPr>
           <w:rFonts w:ascii="Times New Roman" w:hAnsi="Times New Roman"/>
           <w:b w:val="0"/>
+          <w:i w:val="0"/>
           <w:sz w:val="28"/>
         </w:rPr>
-        <w:t xml:space="preserve"> и устранение 64 % операций без ценности; в-третьих, доказана экономическая эффективность — </w:t>
+        <w:t xml:space="preserve"> при сроке окупаемости </w:t>
       </w:r>
       <w:r>
         <w:rPr>
           <w:rFonts w:ascii="Times New Roman" w:hAnsi="Times New Roman"/>
           <w:b/>
+          <w:i w:val="0"/>
           <w:sz w:val="28"/>
         </w:rPr>
-        <w:t>NPV 4 миллиона рублей при окупаемости семь месяцев</w:t>
+        <w:t>7 месяцев</w:t>
       </w:r>
       <w:r>
         <w:rPr>
           <w:rFonts w:ascii="Times New Roman" w:hAnsi="Times New Roman"/>
           <w:b w:val="0"/>
+          <w:i w:val="0"/>
           <w:sz w:val="28"/>
         </w:rPr>
-        <w:t>, а сами решения тиражируемы на остальные федеральные университеты России.</w:t>
+        <w:t>, а сами решения тиражируемы на остальные федеральные университеты Российской Федерации.</w:t>
       </w:r>
     </w:p>
     <w:p>
       <w:pPr>
-        <w:spacing w:before="240" w:after="80"/>
+        <w:spacing w:before="280" w:after="80"/>
       </w:pPr>
       <w:r>
         <w:rPr>
           <w:rFonts w:ascii="Times New Roman" w:hAnsi="Times New Roman"/>
           <w:b/>
+          <w:i w:val="0"/>
           <w:color w:val="1F3A68"/>
           <w:sz w:val="26"/>
         </w:rPr>
-        <w:t>Слайд 10 — Завершение</w:t>
+        <w:t>Слайд 10 — Завершение (~5 секунд)</w:t>
       </w:r>
     </w:p>
     <w:p>
@@ -1564,6 +1524,7 @@
         <w:rPr>
           <w:rFonts w:ascii="Times New Roman" w:hAnsi="Times New Roman"/>
           <w:b/>
+          <w:i w:val="0"/>
           <w:sz w:val="28"/>
         </w:rPr>
         <w:t>Спасибо за внимание! Готов(-а) ответить на ваши вопросы.</w:t>
@@ -1603,6 +1564,7 @@
               <w:rPr>
                 <w:rFonts w:ascii="Times New Roman" w:hAnsi="Times New Roman"/>
                 <w:b/>
+                <w:i w:val="0"/>
                 <w:sz w:val="24"/>
               </w:rPr>
               <w:t>Слайд</w:t>
@@ -1618,6 +1580,7 @@
               <w:rPr>
                 <w:rFonts w:ascii="Times New Roman" w:hAnsi="Times New Roman"/>
                 <w:b/>
+                <w:i w:val="0"/>
                 <w:sz w:val="24"/>
               </w:rPr>
               <w:t>Содержание</w:t>
@@ -1633,6 +1596,7 @@
               <w:rPr>
                 <w:rFonts w:ascii="Times New Roman" w:hAnsi="Times New Roman"/>
                 <w:b/>
+                <w:i w:val="0"/>
                 <w:sz w:val="24"/>
               </w:rPr>
               <w:t>Время</w:t>
@@ -1649,6 +1613,8 @@
             <w:r>
               <w:rPr>
                 <w:rFonts w:ascii="Times New Roman" w:hAnsi="Times New Roman"/>
+                <w:b w:val="0"/>
+                <w:i w:val="0"/>
                 <w:sz w:val="24"/>
               </w:rPr>
               <w:t>1</w:t>
@@ -1663,6 +1629,8 @@
             <w:r>
               <w:rPr>
                 <w:rFonts w:ascii="Times New Roman" w:hAnsi="Times New Roman"/>
+                <w:b w:val="0"/>
+                <w:i w:val="0"/>
                 <w:sz w:val="24"/>
               </w:rPr>
               <w:t>Приветствие</w:t>
@@ -1677,6 +1645,8 @@
             <w:r>
               <w:rPr>
                 <w:rFonts w:ascii="Times New Roman" w:hAnsi="Times New Roman"/>
+                <w:b w:val="0"/>
+                <w:i w:val="0"/>
                 <w:sz w:val="24"/>
               </w:rPr>
               <w:t>0:05</w:t>
@@ -1693,6 +1663,8 @@
             <w:r>
               <w:rPr>
                 <w:rFonts w:ascii="Times New Roman" w:hAnsi="Times New Roman"/>
+                <w:b w:val="0"/>
+                <w:i w:val="0"/>
                 <w:sz w:val="24"/>
               </w:rPr>
               <w:t>2</w:t>
@@ -1707,6 +1679,8 @@
             <w:r>
               <w:rPr>
                 <w:rFonts w:ascii="Times New Roman" w:hAnsi="Times New Roman"/>
+                <w:b w:val="0"/>
+                <w:i w:val="0"/>
                 <w:sz w:val="24"/>
               </w:rPr>
               <w:t>Актуальность</w:t>
@@ -1721,6 +1695,8 @@
             <w:r>
               <w:rPr>
                 <w:rFonts w:ascii="Times New Roman" w:hAnsi="Times New Roman"/>
+                <w:b w:val="0"/>
+                <w:i w:val="0"/>
                 <w:sz w:val="24"/>
               </w:rPr>
               <w:t>0:30</w:t>
@@ -1737,6 +1713,8 @@
             <w:r>
               <w:rPr>
                 <w:rFonts w:ascii="Times New Roman" w:hAnsi="Times New Roman"/>
+                <w:b w:val="0"/>
+                <w:i w:val="0"/>
                 <w:sz w:val="24"/>
               </w:rPr>
               <w:t>3</w:t>
@@ -1751,6 +1729,8 @@
             <w:r>
               <w:rPr>
                 <w:rFonts w:ascii="Times New Roman" w:hAnsi="Times New Roman"/>
+                <w:b w:val="0"/>
+                <w:i w:val="0"/>
                 <w:sz w:val="24"/>
               </w:rPr>
               <w:t>Цель и задачи</w:t>
@@ -1765,6 +1745,8 @@
             <w:r>
               <w:rPr>
                 <w:rFonts w:ascii="Times New Roman" w:hAnsi="Times New Roman"/>
+                <w:b w:val="0"/>
+                <w:i w:val="0"/>
                 <w:sz w:val="24"/>
               </w:rPr>
               <w:t>0:25</w:t>
@@ -1781,6 +1763,8 @@
             <w:r>
               <w:rPr>
                 <w:rFonts w:ascii="Times New Roman" w:hAnsi="Times New Roman"/>
+                <w:b w:val="0"/>
+                <w:i w:val="0"/>
                 <w:sz w:val="24"/>
               </w:rPr>
               <w:t>4</w:t>
@@ -1795,9 +1779,11 @@
             <w:r>
               <w:rPr>
                 <w:rFonts w:ascii="Times New Roman" w:hAnsi="Times New Roman"/>
+                <w:b w:val="0"/>
+                <w:i w:val="0"/>
                 <w:sz w:val="24"/>
               </w:rPr>
-              <w:t>Глава 1 — теория</w:t>
+              <w:t>Задача 1 — теория</w:t>
             </w:r>
           </w:p>
         </w:tc>
@@ -1809,6 +1795,8 @@
             <w:r>
               <w:rPr>
                 <w:rFonts w:ascii="Times New Roman" w:hAnsi="Times New Roman"/>
+                <w:b w:val="0"/>
+                <w:i w:val="0"/>
                 <w:sz w:val="24"/>
               </w:rPr>
               <w:t>0:30</w:t>
@@ -1825,6 +1813,8 @@
             <w:r>
               <w:rPr>
                 <w:rFonts w:ascii="Times New Roman" w:hAnsi="Times New Roman"/>
+                <w:b w:val="0"/>
+                <w:i w:val="0"/>
                 <w:sz w:val="24"/>
               </w:rPr>
               <w:t>5</w:t>
@@ -1839,9 +1829,11 @@
             <w:r>
               <w:rPr>
                 <w:rFonts w:ascii="Times New Roman" w:hAnsi="Times New Roman"/>
+                <w:b w:val="0"/>
+                <w:i w:val="0"/>
                 <w:sz w:val="24"/>
               </w:rPr>
-              <w:t>Глава 2 — отрасль</w:t>
+              <w:t>Задача 2 — отрасль</w:t>
             </w:r>
           </w:p>
         </w:tc>
@@ -1853,6 +1845,8 @@
             <w:r>
               <w:rPr>
                 <w:rFonts w:ascii="Times New Roman" w:hAnsi="Times New Roman"/>
+                <w:b w:val="0"/>
+                <w:i w:val="0"/>
                 <w:sz w:val="24"/>
               </w:rPr>
               <w:t>0:30</w:t>
@@ -1869,6 +1863,8 @@
             <w:r>
               <w:rPr>
                 <w:rFonts w:ascii="Times New Roman" w:hAnsi="Times New Roman"/>
+                <w:b w:val="0"/>
+                <w:i w:val="0"/>
                 <w:sz w:val="24"/>
               </w:rPr>
               <w:t>6</w:t>
@@ -1883,9 +1879,11 @@
             <w:r>
               <w:rPr>
                 <w:rFonts w:ascii="Times New Roman" w:hAnsi="Times New Roman"/>
+                <w:b w:val="0"/>
+                <w:i w:val="0"/>
                 <w:sz w:val="24"/>
               </w:rPr>
-              <w:t>Глава 3 — компания и проблемы</w:t>
+              <w:t>Задача 3 — AS IS</w:t>
             </w:r>
           </w:p>
         </w:tc>
@@ -1897,9 +1895,11 @@
             <w:r>
               <w:rPr>
                 <w:rFonts w:ascii="Times New Roman" w:hAnsi="Times New Roman"/>
+                <w:b w:val="0"/>
+                <w:i w:val="0"/>
                 <w:sz w:val="24"/>
               </w:rPr>
-              <w:t>0:55</w:t>
+              <w:t>0:50</w:t>
             </w:r>
           </w:p>
         </w:tc>
@@ -1913,6 +1913,8 @@
             <w:r>
               <w:rPr>
                 <w:rFonts w:ascii="Times New Roman" w:hAnsi="Times New Roman"/>
+                <w:b w:val="0"/>
+                <w:i w:val="0"/>
                 <w:sz w:val="24"/>
               </w:rPr>
               <w:t>7</w:t>
@@ -1927,9 +1929,11 @@
             <w:r>
               <w:rPr>
                 <w:rFonts w:ascii="Times New Roman" w:hAnsi="Times New Roman"/>
+                <w:b w:val="0"/>
+                <w:i w:val="0"/>
                 <w:sz w:val="24"/>
               </w:rPr>
-              <w:t>Глава 3 — решения TO BE</w:t>
+              <w:t>Задача 4 — TO BE</w:t>
             </w:r>
           </w:p>
         </w:tc>
@@ -1941,6 +1945,8 @@
             <w:r>
               <w:rPr>
                 <w:rFonts w:ascii="Times New Roman" w:hAnsi="Times New Roman"/>
+                <w:b w:val="0"/>
+                <w:i w:val="0"/>
                 <w:sz w:val="24"/>
               </w:rPr>
               <w:t>0:45</w:t>
@@ -1957,6 +1963,8 @@
             <w:r>
               <w:rPr>
                 <w:rFonts w:ascii="Times New Roman" w:hAnsi="Times New Roman"/>
+                <w:b w:val="0"/>
+                <w:i w:val="0"/>
                 <w:sz w:val="24"/>
               </w:rPr>
               <w:t>8</w:t>
@@ -1971,9 +1979,11 @@
             <w:r>
               <w:rPr>
                 <w:rFonts w:ascii="Times New Roman" w:hAnsi="Times New Roman"/>
+                <w:b w:val="0"/>
+                <w:i w:val="0"/>
                 <w:sz w:val="24"/>
               </w:rPr>
-              <w:t>Глава 3 — экономика</w:t>
+              <w:t>Задача 5 — экономика</w:t>
             </w:r>
           </w:p>
         </w:tc>
@@ -1985,6 +1995,8 @@
             <w:r>
               <w:rPr>
                 <w:rFonts w:ascii="Times New Roman" w:hAnsi="Times New Roman"/>
+                <w:b w:val="0"/>
+                <w:i w:val="0"/>
                 <w:sz w:val="24"/>
               </w:rPr>
               <w:t>0:40</w:t>
@@ -2001,6 +2013,8 @@
             <w:r>
               <w:rPr>
                 <w:rFonts w:ascii="Times New Roman" w:hAnsi="Times New Roman"/>
+                <w:b w:val="0"/>
+                <w:i w:val="0"/>
                 <w:sz w:val="24"/>
               </w:rPr>
               <w:t>9</w:t>
@@ -2015,6 +2029,8 @@
             <w:r>
               <w:rPr>
                 <w:rFonts w:ascii="Times New Roman" w:hAnsi="Times New Roman"/>
+                <w:b w:val="0"/>
+                <w:i w:val="0"/>
                 <w:sz w:val="24"/>
               </w:rPr>
               <w:t>Выводы</w:t>
@@ -2029,6 +2045,8 @@
             <w:r>
               <w:rPr>
                 <w:rFonts w:ascii="Times New Roman" w:hAnsi="Times New Roman"/>
+                <w:b w:val="0"/>
+                <w:i w:val="0"/>
                 <w:sz w:val="24"/>
               </w:rPr>
               <w:t>0:35</w:t>
@@ -2045,6 +2063,8 @@
             <w:r>
               <w:rPr>
                 <w:rFonts w:ascii="Times New Roman" w:hAnsi="Times New Roman"/>
+                <w:b w:val="0"/>
+                <w:i w:val="0"/>
                 <w:sz w:val="24"/>
               </w:rPr>
               <w:t>10</w:t>
@@ -2059,6 +2079,8 @@
             <w:r>
               <w:rPr>
                 <w:rFonts w:ascii="Times New Roman" w:hAnsi="Times New Roman"/>
+                <w:b w:val="0"/>
+                <w:i w:val="0"/>
                 <w:sz w:val="24"/>
               </w:rPr>
               <w:t>Завершение</w:t>
@@ -2073,6 +2095,8 @@
             <w:r>
               <w:rPr>
                 <w:rFonts w:ascii="Times New Roman" w:hAnsi="Times New Roman"/>
+                <w:b w:val="0"/>
+                <w:i w:val="0"/>
                 <w:sz w:val="24"/>
               </w:rPr>
               <w:t>0:05</w:t>
@@ -2090,6 +2114,7 @@
               <w:rPr>
                 <w:rFonts w:ascii="Times New Roman" w:hAnsi="Times New Roman"/>
                 <w:b/>
+                <w:i w:val="0"/>
                 <w:sz w:val="24"/>
               </w:rPr>
               <w:t>Итого</w:t>
@@ -2105,6 +2130,7 @@
               <w:rPr>
                 <w:rFonts w:ascii="Times New Roman" w:hAnsi="Times New Roman"/>
                 <w:b/>
+                <w:i w:val="0"/>
                 <w:sz w:val="24"/>
               </w:rPr>
             </w:r>
@@ -2119,9 +2145,10 @@
               <w:rPr>
                 <w:rFonts w:ascii="Times New Roman" w:hAnsi="Times New Roman"/>
                 <w:b/>
+                <w:i w:val="0"/>
                 <w:sz w:val="24"/>
               </w:rPr>
-              <w:t>~5:00</w:t>
+              <w:t>≈ 5:00</w:t>
             </w:r>
           </w:p>
         </w:tc>
@@ -2147,9 +2174,11 @@
       <w:r>
         <w:rPr>
           <w:rFonts w:ascii="Times New Roman" w:hAnsi="Times New Roman"/>
+          <w:b w:val="0"/>
+          <w:i w:val="0"/>
           <w:sz w:val="24"/>
         </w:rPr>
-        <w:t>Тренируйтесь с секундомером — на первой репетиции обычно перебор 30–60 сек; режьте формулировки в гл. 1 и гл. 2.</w:t>
+        <w:t>Тренируйтесь с секундомером — на первой репетиции обычно перебор 30–60 сек; режьте формулировки в задачах 1 и 2.</w:t>
       </w:r>
     </w:p>
     <w:p>
@@ -2159,6 +2188,8 @@
       <w:r>
         <w:rPr>
           <w:rFonts w:ascii="Times New Roman" w:hAnsi="Times New Roman"/>
+          <w:b w:val="0"/>
+          <w:i w:val="0"/>
           <w:sz w:val="24"/>
         </w:rPr>
         <w:t>Не читайте с листа — ключевые цифры заучите наизусть, остальное пересказывайте своими словами.</w:t>
@@ -2171,9 +2202,11 @@
       <w:r>
         <w:rPr>
           <w:rFonts w:ascii="Times New Roman" w:hAnsi="Times New Roman"/>
+          <w:b w:val="0"/>
+          <w:i w:val="0"/>
           <w:sz w:val="24"/>
         </w:rPr>
-        <w:t>Между слайдами — короткая пауза (1 сек), чтобы комиссия успела перевести взгляд на новый слайд.</w:t>
+        <w:t>Между слайдами — короткая пауза 1 сек, чтобы комиссия успела перевести взгляд на новый слайд.</w:t>
       </w:r>
     </w:p>
     <w:p>
@@ -2183,6 +2216,8 @@
       <w:r>
         <w:rPr>
           <w:rFonts w:ascii="Times New Roman" w:hAnsi="Times New Roman"/>
+          <w:b w:val="0"/>
+          <w:i w:val="0"/>
           <w:sz w:val="24"/>
         </w:rPr>
         <w:t>Слайд 8 (экономика) — кульминация; говорите чуть медленнее, цифры NPV / IRR / DPP должны прозвучать максимально чётко.</w:t>
@@ -2195,9 +2230,11 @@
       <w:r>
         <w:rPr>
           <w:rFonts w:ascii="Times New Roman" w:hAnsi="Times New Roman"/>
+          <w:b w:val="0"/>
+          <w:i w:val="0"/>
           <w:sz w:val="24"/>
         </w:rPr>
-        <w:t>Если коллеги не объявят тему и ФИО — на слайде 1 добавьте: «Меня зовут [ФИО], тема моей ВКР — “Моделирование и анализ бизнес-процессов в образовательной организации”».</w:t>
+        <w:t>Если коллеги-студенты не объявят тему и ФИО, на слайде 1 добавьте: «Меня зовут [ФИО], тема моей выпускной квалификационной работы — «Моделирование и анализ бизнес-процессов в образовательной организации»».</w:t>
       </w:r>
     </w:p>
     <w:sectPr>
